--- a/docs/rnaseq/LTH_RNAseq_handoff.docx
+++ b/docs/rnaseq/LTH_RNAseq_handoff.docx
@@ -86,7 +86,7 @@
         <w:rPr>
           <w:rFonts w:ascii="Calibri" w:hAnsi="Calibri" w:cs="Calibri" w:eastAsia="Calibri"/>
         </w:rPr>
-        <w:t xml:space="preserve">A quick map of the phenotype half. It's all in the repo; the paths below point to the detail. Treat any analysis idea here as a starting point, not a recipe.</w:t>
+        <w:t>A quick map of the phenotype analysis. The phenotype inputs, code, figures, and tables are in this repo; the paths below point to the detail. Treat any analysis idea here as a starting point, not a recipe.</w:t>
       </w:r>
     </w:p>
     <w:bookmarkStart w:id="9" w:name="where-things-are"/>
@@ -146,7 +146,33 @@
           <w:rFonts w:ascii="Calibri" w:hAnsi="Calibri" w:cs="Calibri" w:eastAsia="Calibri"/>
           <w:rStyle w:val="VerbatimChar"/>
         </w:rPr>
-        <w:t xml:space="preserve">RESULTS.md</w:t>
+        <w:t>RESULTS.docx — full results + limitations</w:t>
+      </w:r>
+      <w:r>
+        <w:rPr>
+          <w:rFonts w:ascii="Calibri" w:hAnsi="Calibri" w:cs="Calibri" w:eastAsia="Calibri"/>
+        </w:rPr>
+      </w:r>
+      <w:r>
+        <w:rPr>
+          <w:rFonts w:ascii="Calibri" w:hAnsi="Calibri" w:cs="Calibri" w:eastAsia="Calibri"/>
+        </w:rPr>
+      </w:r>
+    </w:p>
+    <w:p>
+      <w:pPr>
+        <w:pStyle w:val="Compact"/>
+        <w:numPr>
+          <w:ilvl w:val="0"/>
+          <w:numId w:val="1001"/>
+        </w:numPr>
+      </w:pPr>
+      <w:r>
+        <w:rPr>
+          <w:rFonts w:ascii="Calibri" w:hAnsi="Calibri" w:cs="Calibri" w:eastAsia="Calibri"/>
+          <w:rStyle w:val="VerbatimChar"/>
+        </w:rPr>
+        <w:t xml:space="preserve">output/tables/20_master_results.csv</w:t>
       </w:r>
       <w:r>
         <w:rPr>
@@ -158,7 +184,7 @@
         <w:rPr>
           <w:rFonts w:ascii="Calibri" w:hAnsi="Calibri" w:cs="Calibri" w:eastAsia="Calibri"/>
         </w:rPr>
-        <w:t xml:space="preserve">— full results + limitations</w:t>
+        <w:t xml:space="preserve">— every stat (effect size, test, df, p, CI). Cite this; don't retype numbers.</w:t>
       </w:r>
     </w:p>
     <w:p>
@@ -174,7 +200,7 @@
           <w:rFonts w:ascii="Calibri" w:hAnsi="Calibri" w:cs="Calibri" w:eastAsia="Calibri"/>
           <w:rStyle w:val="VerbatimChar"/>
         </w:rPr>
-        <w:t xml:space="preserve">output/tables/20_master_results.csv</w:t>
+        <w:t xml:space="preserve">output/tables/31_rnaseq_phenotype_covariates.csv</w:t>
       </w:r>
       <w:r>
         <w:rPr>
@@ -186,7 +212,26 @@
         <w:rPr>
           <w:rFonts w:ascii="Calibri" w:hAnsi="Calibri" w:cs="Calibri" w:eastAsia="Calibri"/>
         </w:rPr>
-        <w:t xml:space="preserve">— every stat (effect size, test, df, p, CI). Cite this; don't retype numbers.</w:t>
+        <w:t xml:space="preserve">— per-library phenotype covariates (join by</w:t>
+      </w:r>
+      <w:r>
+        <w:rPr>
+          <w:rFonts w:ascii="Calibri" w:hAnsi="Calibri" w:cs="Calibri" w:eastAsia="Calibri"/>
+        </w:rPr>
+        <w:t xml:space="preserve"> </w:t>
+      </w:r>
+      <w:r>
+        <w:rPr>
+          <w:rFonts w:ascii="Calibri" w:hAnsi="Calibri" w:cs="Calibri" w:eastAsia="Calibri"/>
+          <w:rStyle w:val="VerbatimChar"/>
+        </w:rPr>
+        <w:t xml:space="preserve">Fragment_ID</w:t>
+      </w:r>
+      <w:r>
+        <w:rPr>
+          <w:rFonts w:ascii="Calibri" w:hAnsi="Calibri" w:cs="Calibri" w:eastAsia="Calibri"/>
+        </w:rPr>
+        <w:t xml:space="preserve">)</w:t>
       </w:r>
     </w:p>
     <w:p>
@@ -202,7 +247,7 @@
           <w:rFonts w:ascii="Calibri" w:hAnsi="Calibri" w:cs="Calibri" w:eastAsia="Calibri"/>
           <w:rStyle w:val="VerbatimChar"/>
         </w:rPr>
-        <w:t xml:space="preserve">output/tables/31_rnaseq_phenotype_covariates.csv</w:t>
+        <w:t xml:space="preserve">output/tables/19_genet_resilience_summary.csv</w:t>
       </w:r>
       <w:r>
         <w:rPr>
@@ -214,7 +259,23 @@
         <w:rPr>
           <w:rFonts w:ascii="Calibri" w:hAnsi="Calibri" w:cs="Calibri" w:eastAsia="Calibri"/>
         </w:rPr>
-        <w:t xml:space="preserve">— per-library phenotype covariates (join by</w:t>
+        <w:t xml:space="preserve">— per-genet resilience scores</w:t>
+      </w:r>
+    </w:p>
+    <w:p>
+      <w:pPr>
+        <w:pStyle w:val="Compact"/>
+        <w:numPr>
+          <w:ilvl w:val="0"/>
+          <w:numId w:val="1001"/>
+        </w:numPr>
+      </w:pPr>
+      <w:r>
+        <w:rPr>
+          <w:rFonts w:ascii="Calibri" w:hAnsi="Calibri" w:cs="Calibri" w:eastAsia="Calibri"/>
+          <w:rStyle w:val="VerbatimChar"/>
+        </w:rPr>
+        <w:t xml:space="preserve">docs/rnaseq/candidate_genes_reference.csv</w:t>
       </w:r>
       <w:r>
         <w:rPr>
@@ -225,118 +286,50 @@
       <w:r>
         <w:rPr>
           <w:rFonts w:ascii="Calibri" w:hAnsi="Calibri" w:cs="Calibri" w:eastAsia="Calibri"/>
+        </w:rPr>
+        <w:t xml:space="preserve">— verified candidate genes with sources</w:t>
+      </w:r>
+    </w:p>
+    <w:p>
+      <w:pPr>
+        <w:pStyle w:val="Compact"/>
+        <w:numPr>
+          <w:ilvl w:val="0"/>
+          <w:numId w:val="1001"/>
+        </w:numPr>
+      </w:pPr>
+      <w:r>
+        <w:rPr>
+          <w:rFonts w:ascii="Calibri" w:hAnsi="Calibri" w:cs="Calibri" w:eastAsia="Calibri"/>
           <w:rStyle w:val="VerbatimChar"/>
         </w:rPr>
-        <w:t xml:space="preserve">Fragment_ID</w:t>
-      </w:r>
-      <w:r>
-        <w:rPr>
-          <w:rFonts w:ascii="Calibri" w:hAnsi="Calibri" w:cs="Calibri" w:eastAsia="Calibri"/>
-        </w:rPr>
-        <w:t xml:space="preserve">)</w:t>
-      </w:r>
-    </w:p>
-    <w:p>
-      <w:pPr>
-        <w:pStyle w:val="Compact"/>
-        <w:numPr>
-          <w:ilvl w:val="0"/>
-          <w:numId w:val="1001"/>
-        </w:numPr>
-      </w:pPr>
+        <w:t>literature/LITERATURE.docx, manuscript/references.bib — references + PDFs</w:t>
+      </w:r>
+      <w:r>
+        <w:rPr>
+          <w:rFonts w:ascii="Calibri" w:hAnsi="Calibri" w:cs="Calibri" w:eastAsia="Calibri"/>
+        </w:rPr>
+      </w:r>
+      <w:r>
+        <w:rPr>
+          <w:rFonts w:ascii="Calibri" w:hAnsi="Calibri" w:cs="Calibri" w:eastAsia="Calibri"/>
+        </w:rPr>
+      </w:r>
       <w:r>
         <w:rPr>
           <w:rFonts w:ascii="Calibri" w:hAnsi="Calibri" w:cs="Calibri" w:eastAsia="Calibri"/>
           <w:rStyle w:val="VerbatimChar"/>
         </w:rPr>
-        <w:t xml:space="preserve">output/tables/19_genet_resilience_summary.csv</w:t>
-      </w:r>
-      <w:r>
-        <w:rPr>
-          <w:rFonts w:ascii="Calibri" w:hAnsi="Calibri" w:cs="Calibri" w:eastAsia="Calibri"/>
-        </w:rPr>
-        <w:t xml:space="preserve"> </w:t>
-      </w:r>
-      <w:r>
-        <w:rPr>
-          <w:rFonts w:ascii="Calibri" w:hAnsi="Calibri" w:cs="Calibri" w:eastAsia="Calibri"/>
-        </w:rPr>
-        <w:t xml:space="preserve">— per-genet resilience scores</w:t>
-      </w:r>
-    </w:p>
-    <w:p>
-      <w:pPr>
-        <w:pStyle w:val="Compact"/>
-        <w:numPr>
-          <w:ilvl w:val="0"/>
-          <w:numId w:val="1001"/>
-        </w:numPr>
-      </w:pPr>
-      <w:r>
-        <w:rPr>
-          <w:rFonts w:ascii="Calibri" w:hAnsi="Calibri" w:cs="Calibri" w:eastAsia="Calibri"/>
-          <w:rStyle w:val="VerbatimChar"/>
-        </w:rPr>
-        <w:t xml:space="preserve">docs/rnaseq/candidate_genes_reference.csv</w:t>
-      </w:r>
-      <w:r>
-        <w:rPr>
-          <w:rFonts w:ascii="Calibri" w:hAnsi="Calibri" w:cs="Calibri" w:eastAsia="Calibri"/>
-        </w:rPr>
-        <w:t xml:space="preserve"> </w:t>
-      </w:r>
-      <w:r>
-        <w:rPr>
-          <w:rFonts w:ascii="Calibri" w:hAnsi="Calibri" w:cs="Calibri" w:eastAsia="Calibri"/>
-        </w:rPr>
-        <w:t xml:space="preserve">— verified candidate genes with sources</w:t>
-      </w:r>
-    </w:p>
-    <w:p>
-      <w:pPr>
-        <w:pStyle w:val="Compact"/>
-        <w:numPr>
-          <w:ilvl w:val="0"/>
-          <w:numId w:val="1001"/>
-        </w:numPr>
-      </w:pPr>
-      <w:r>
-        <w:rPr>
-          <w:rFonts w:ascii="Calibri" w:hAnsi="Calibri" w:cs="Calibri" w:eastAsia="Calibri"/>
-          <w:rStyle w:val="VerbatimChar"/>
-        </w:rPr>
-        <w:t xml:space="preserve">literature/LITERATURE.md</w:t>
-      </w:r>
-      <w:r>
-        <w:rPr>
-          <w:rFonts w:ascii="Calibri" w:hAnsi="Calibri" w:cs="Calibri" w:eastAsia="Calibri"/>
-        </w:rPr>
-        <w:t xml:space="preserve">,</w:t>
-      </w:r>
-      <w:r>
-        <w:rPr>
-          <w:rFonts w:ascii="Calibri" w:hAnsi="Calibri" w:cs="Calibri" w:eastAsia="Calibri"/>
-        </w:rPr>
-        <w:t xml:space="preserve"> </w:t>
-      </w:r>
-      <w:r>
-        <w:rPr>
-          <w:rFonts w:ascii="Calibri" w:hAnsi="Calibri" w:cs="Calibri" w:eastAsia="Calibri"/>
-          <w:rStyle w:val="VerbatimChar"/>
-        </w:rPr>
-        <w:t xml:space="preserve">manuscript/references.bib</w:t>
-      </w:r>
-      <w:r>
-        <w:rPr>
-          <w:rFonts w:ascii="Calibri" w:hAnsi="Calibri" w:cs="Calibri" w:eastAsia="Calibri"/>
-        </w:rPr>
-        <w:t xml:space="preserve"> </w:t>
-      </w:r>
-      <w:r>
-        <w:rPr>
-          <w:rFonts w:ascii="Calibri" w:hAnsi="Calibri" w:cs="Calibri" w:eastAsia="Calibri"/>
-        </w:rPr>
-        <w:t xml:space="preserve">— references + PDFs</w:t>
+      </w:r>
+      <w:r>
+        <w:rPr>
+          <w:rFonts w:ascii="Calibri" w:hAnsi="Calibri" w:cs="Calibri" w:eastAsia="Calibri"/>
+        </w:rPr>
+      </w:r>
+      <w:r>
+        <w:rPr>
+          <w:rFonts w:ascii="Calibri" w:hAnsi="Calibri" w:cs="Calibri" w:eastAsia="Calibri"/>
+        </w:rPr>
       </w:r>
     </w:p>
     <w:p>
@@ -396,51 +389,44 @@
         <w:rPr>
           <w:rFonts w:ascii="Calibri" w:hAnsi="Calibri" w:cs="Calibri" w:eastAsia="Calibri"/>
         </w:rPr>
-        <w:t xml:space="preserve">The phenotype half is done and rebuilds from one command:</w:t>
-      </w:r>
-      <w:r>
-        <w:rPr>
-          <w:rFonts w:ascii="Calibri" w:hAnsi="Calibri" w:cs="Calibri" w:eastAsia="Calibri"/>
-        </w:rPr>
-        <w:t xml:space="preserve"> </w:t>
+        <w:t>The phenotype analysis is done and rebuilds from one command: Rscript code/_run_all.R (~4 min). It's written up in manuscript/Manuscript_LTH.docx.</w:t>
+      </w:r>
+      <w:r>
+        <w:rPr>
+          <w:rFonts w:ascii="Calibri" w:hAnsi="Calibri" w:cs="Calibri" w:eastAsia="Calibri"/>
+        </w:rPr>
       </w:r>
       <w:r>
         <w:rPr>
           <w:rFonts w:ascii="Calibri" w:hAnsi="Calibri" w:cs="Calibri" w:eastAsia="Calibri"/>
           <w:rStyle w:val="VerbatimChar"/>
         </w:rPr>
-        <w:t xml:space="preserve">Rscript code/_run_all.R</w:t>
-      </w:r>
-      <w:r>
-        <w:rPr>
-          <w:rFonts w:ascii="Calibri" w:hAnsi="Calibri" w:cs="Calibri" w:eastAsia="Calibri"/>
-        </w:rPr>
-        <w:t xml:space="preserve"> </w:t>
-      </w:r>
-      <w:r>
-        <w:rPr>
-          <w:rFonts w:ascii="Calibri" w:hAnsi="Calibri" w:cs="Calibri" w:eastAsia="Calibri"/>
-        </w:rPr>
-        <w:t xml:space="preserve">(~4 min). It's written up in</w:t>
-      </w:r>
-      <w:r>
-        <w:rPr>
-          <w:rFonts w:ascii="Calibri" w:hAnsi="Calibri" w:cs="Calibri" w:eastAsia="Calibri"/>
-        </w:rPr>
-        <w:t xml:space="preserve"> </w:t>
+      </w:r>
+      <w:r>
+        <w:rPr>
+          <w:rFonts w:ascii="Calibri" w:hAnsi="Calibri" w:cs="Calibri" w:eastAsia="Calibri"/>
+        </w:rPr>
+      </w:r>
+      <w:r>
+        <w:rPr>
+          <w:rFonts w:ascii="Calibri" w:hAnsi="Calibri" w:cs="Calibri" w:eastAsia="Calibri"/>
+        </w:rPr>
+      </w:r>
+      <w:r>
+        <w:rPr>
+          <w:rFonts w:ascii="Calibri" w:hAnsi="Calibri" w:cs="Calibri" w:eastAsia="Calibri"/>
+        </w:rPr>
       </w:r>
       <w:r>
         <w:rPr>
           <w:rFonts w:ascii="Calibri" w:hAnsi="Calibri" w:cs="Calibri" w:eastAsia="Calibri"/>
           <w:rStyle w:val="VerbatimChar"/>
         </w:rPr>
-        <w:t xml:space="preserve">manuscript/Manuscript_LTH.md</w:t>
-      </w:r>
-      <w:r>
-        <w:rPr>
-          <w:rFonts w:ascii="Calibri" w:hAnsi="Calibri" w:cs="Calibri" w:eastAsia="Calibri"/>
-        </w:rPr>
-        <w:t xml:space="preserve">.</w:t>
+      </w:r>
+      <w:r>
+        <w:rPr>
+          <w:rFonts w:ascii="Calibri" w:hAnsi="Calibri" w:cs="Calibri" w:eastAsia="Calibri"/>
+        </w:rPr>
       </w:r>
     </w:p>
     <w:p>
@@ -515,7 +501,7 @@
         <w:rPr>
           <w:rFonts w:ascii="Calibri" w:hAnsi="Calibri" w:cs="Calibri" w:eastAsia="Calibri"/>
         </w:rPr>
-        <w:t xml:space="preserve">144 libraries = 4 tanks × 3 genets × 2 wound × 3 days × 2 temps</w:t>
+        <w:t>144 libraries = 4 tanks x 3 thicket/genet labels x 2 wound states x 3 days x 2 temperatures.</w:t>
       </w:r>
     </w:p>
     <w:p>
@@ -545,7 +531,7 @@
         <w:rPr>
           <w:rFonts w:ascii="Calibri" w:hAnsi="Calibri" w:cs="Calibri" w:eastAsia="Calibri"/>
         </w:rPr>
-        <w:t xml:space="preserve">Wounded (clipped tip / ~1 cm² scrape) vs sham</w:t>
+        <w:t>Wounded (about 1 cm clipped from the growing tip) vs no-wound control; verify exact control handling before calling it a sham.</w:t>
       </w:r>
     </w:p>
     <w:p>
@@ -560,7 +546,7 @@
         <w:rPr>
           <w:rFonts w:ascii="Calibri" w:hAnsi="Calibri" w:cs="Calibri" w:eastAsia="Calibri"/>
         </w:rPr>
-        <w:t xml:space="preserve">3 field thickets A, C, D (labels are arbitrary)</w:t>
+        <w:t>3 field thickets A, C, D (field labels used as genet proxies; not yet matched to Cunning's numbered genets)</w:t>
       </w:r>
     </w:p>
     <w:p>
@@ -605,7 +591,7 @@
         <w:rPr>
           <w:rFonts w:ascii="Calibri" w:hAnsi="Calibri" w:cs="Calibri" w:eastAsia="Calibri"/>
         </w:rPr>
-        <w:t xml:space="preserve">Two 96-well plates, everything orthogonal to plate and lane, one NovaSeq 25B lane. Plating, QC, and timeline are in the sequencing plan.</w:t>
+        <w:t>Two 96-well plates, with all major treatment combinations represented on both plates, one NovaSeq 25B lane. Plating, QC, and timeline are in the sequencing plan.</w:t>
       </w:r>
     </w:p>
     <w:bookmarkEnd w:id="11"/>
@@ -638,6 +624,14 @@
     </w:p>
     <w:p>
       <w:pPr>
+        <w:pStyle w:val="FirstParagraph"/>
+      </w:pPr>
+      <w:r>
+        <w:t>Minimum design constraints: include temperature, wound state, day, thicket/genet label, tank/blocking, plate, extraction batch, and library-prep batch in the model or in documented QC checks.</w:t>
+      </w:r>
+    </w:p>
+    <w:p>
+      <w:pPr>
         <w:pStyle w:val="Compact"/>
         <w:numPr>
           <w:ilvl w:val="0"/>
@@ -679,19 +673,17 @@
           <w:b/>
           <w:bCs/>
         </w:rPr>
-        <w:t xml:space="preserve">Why is genet C tougher?</w:t>
-      </w:r>
-      <w:r>
-        <w:rPr>
-          <w:rFonts w:ascii="Calibri" w:hAnsi="Calibri" w:cs="Calibri" w:eastAsia="Calibri"/>
-        </w:rPr>
-        <w:t xml:space="preserve"> </w:t>
-      </w:r>
-      <w:r>
-        <w:rPr>
-          <w:rFonts w:ascii="Calibri" w:hAnsi="Calibri" w:cs="Calibri" w:eastAsia="Calibri"/>
-        </w:rPr>
-        <w:t xml:space="preserve">It keeps its photochemistry, color, and symbionts far better (heat hits it 2.7–3.5× less than A/D; multivariate shift 1.02 vs 3.71 A / 3.38 D). Could be a smaller heat response, or a frontloaded baseline. Look at genet (C vs A, D) × temp in unwounded margins.</w:t>
+        <w:t>Why is genet C tougher? It keeps its photochemistry, color, and symbionts far better (heat hits it 2.7–3.5× less than A/D; multivariate shift 1.02 vs 3.71 A / 3.38 D). Could be a smaller heat response, or a higher baseline or early heat-exposure expression. Look at genet C vs genets A/D by temperature in unwounded margins. Because the 144-library design uses D1/D3/D10, do not call this a D0 baseline test unless D0 libraries are added.</w:t>
+      </w:r>
+      <w:r>
+        <w:rPr>
+          <w:rFonts w:ascii="Calibri" w:hAnsi="Calibri" w:cs="Calibri" w:eastAsia="Calibri"/>
+        </w:rPr>
+      </w:r>
+      <w:r>
+        <w:rPr>
+          <w:rFonts w:ascii="Calibri" w:hAnsi="Calibri" w:cs="Calibri" w:eastAsia="Calibri"/>
+        </w:rPr>
       </w:r>
     </w:p>
     <w:p>
@@ -832,13 +824,12 @@
         <w:rPr>
           <w:rFonts w:ascii="Calibri" w:hAnsi="Calibri" w:cs="Calibri" w:eastAsia="Calibri"/>
         </w:rPr>
-        <w:t xml:space="preserve">Call SNPs from the host reads, match A/C/D to their genets, and test whether acute ED50 predicts our chronic ranking</w:t>
-      </w:r>
-      <w:r>
-        <w:rPr>
-          <w:rFonts w:ascii="Calibri" w:hAnsi="Calibri" w:cs="Calibri" w:eastAsia="Calibri"/>
-        </w:rPr>
-        <w:t xml:space="preserve"> </w:t>
+        <w:t>Call SNPs from the host reads, match A/C/D to their genets, and test whether acute ED50 predicts our chronic ranking C &gt; D &gt; A — a cross-method test.</w:t>
+      </w:r>
+      <w:r>
+        <w:rPr>
+          <w:rFonts w:ascii="Calibri" w:hAnsi="Calibri" w:cs="Calibri" w:eastAsia="Calibri"/>
+        </w:rPr>
       </w:r>
       <w:r>
         <w:rPr>
@@ -846,19 +837,16 @@
           <w:b/>
           <w:bCs/>
         </w:rPr>
-        <w:t xml:space="preserve">C &gt; D &gt; A</w:t>
-      </w:r>
-      <w:r>
-        <w:rPr>
-          <w:rFonts w:ascii="Calibri" w:hAnsi="Calibri" w:cs="Calibri" w:eastAsia="Calibri"/>
-        </w:rPr>
-        <w:t xml:space="preserve"> </w:t>
-      </w:r>
-      <w:r>
-        <w:rPr>
-          <w:rFonts w:ascii="Calibri" w:hAnsi="Calibri" w:cs="Calibri" w:eastAsia="Calibri"/>
-        </w:rPr>
-        <w:t xml:space="preserve">— a nice cross-method check.</w:t>
+      </w:r>
+      <w:r>
+        <w:rPr>
+          <w:rFonts w:ascii="Calibri" w:hAnsi="Calibri" w:cs="Calibri" w:eastAsia="Calibri"/>
+        </w:rPr>
+      </w:r>
+      <w:r>
+        <w:rPr>
+          <w:rFonts w:ascii="Calibri" w:hAnsi="Calibri" w:cs="Calibri" w:eastAsia="Calibri"/>
+        </w:rPr>
       </w:r>
     </w:p>
     <w:p>
@@ -935,45 +923,39 @@
         <w:rPr>
           <w:rFonts w:ascii="Calibri" w:hAnsi="Calibri" w:cs="Calibri" w:eastAsia="Calibri"/>
         </w:rPr>
-        <w:t xml:space="preserve">Background for interpretation, not a panel — don't filter DE to these. Verified gene→paper tables are in</w:t>
-      </w:r>
-      <w:r>
-        <w:rPr>
-          <w:rFonts w:ascii="Calibri" w:hAnsi="Calibri" w:cs="Calibri" w:eastAsia="Calibri"/>
-        </w:rPr>
-        <w:t xml:space="preserve"> </w:t>
+        <w:t>Background for interpretation, not a target panel — run the differential-expression analysis genome-wide before using these genes for interpretation. Verified gene→paper tables are in candidate_genes_reference.csv; DOIs and PDFs are in literature/LITERATURE.docx. Two ways to read the data:</w:t>
+      </w:r>
+      <w:r>
+        <w:rPr>
+          <w:rFonts w:ascii="Calibri" w:hAnsi="Calibri" w:cs="Calibri" w:eastAsia="Calibri"/>
+        </w:rPr>
       </w:r>
       <w:r>
         <w:rPr>
           <w:rFonts w:ascii="Calibri" w:hAnsi="Calibri" w:cs="Calibri" w:eastAsia="Calibri"/>
           <w:rStyle w:val="VerbatimChar"/>
         </w:rPr>
-        <w:t xml:space="preserve">candidate_genes_reference.csv</w:t>
-      </w:r>
-      <w:r>
-        <w:rPr>
-          <w:rFonts w:ascii="Calibri" w:hAnsi="Calibri" w:cs="Calibri" w:eastAsia="Calibri"/>
-        </w:rPr>
-        <w:t xml:space="preserve">; DOIs and PDFs are in</w:t>
-      </w:r>
-      <w:r>
-        <w:rPr>
-          <w:rFonts w:ascii="Calibri" w:hAnsi="Calibri" w:cs="Calibri" w:eastAsia="Calibri"/>
-        </w:rPr>
-        <w:t xml:space="preserve"> </w:t>
+      </w:r>
+      <w:r>
+        <w:rPr>
+          <w:rFonts w:ascii="Calibri" w:hAnsi="Calibri" w:cs="Calibri" w:eastAsia="Calibri"/>
+        </w:rPr>
+      </w:r>
+      <w:r>
+        <w:rPr>
+          <w:rFonts w:ascii="Calibri" w:hAnsi="Calibri" w:cs="Calibri" w:eastAsia="Calibri"/>
+        </w:rPr>
       </w:r>
       <w:r>
         <w:rPr>
           <w:rFonts w:ascii="Calibri" w:hAnsi="Calibri" w:cs="Calibri" w:eastAsia="Calibri"/>
           <w:rStyle w:val="VerbatimChar"/>
         </w:rPr>
-        <w:t xml:space="preserve">literature/LITERATURE.md</w:t>
-      </w:r>
-      <w:r>
-        <w:rPr>
-          <w:rFonts w:ascii="Calibri" w:hAnsi="Calibri" w:cs="Calibri" w:eastAsia="Calibri"/>
-        </w:rPr>
-        <w:t xml:space="preserve">. Two ways to read the data:</w:t>
+      </w:r>
+      <w:r>
+        <w:rPr>
+          <w:rFonts w:ascii="Calibri" w:hAnsi="Calibri" w:cs="Calibri" w:eastAsia="Calibri"/>
+        </w:rPr>
       </w:r>
     </w:p>
     <w:p>
@@ -1042,13 +1024,12 @@
         <w:rPr>
           <w:rFonts w:ascii="Calibri" w:hAnsi="Calibri" w:cs="Calibri" w:eastAsia="Calibri"/>
         </w:rPr>
-        <w:t xml:space="preserve">Map these to loci against the</w:t>
-      </w:r>
-      <w:r>
-        <w:rPr>
-          <w:rFonts w:ascii="Calibri" w:hAnsi="Calibri" w:cs="Calibri" w:eastAsia="Calibri"/>
-        </w:rPr>
-        <w:t xml:space="preserve"> </w:t>
+        <w:t>Map these to loci against the A. pulchra Conn 2025 genome first, and test pathways/modules, not just single genes.</w:t>
+      </w:r>
+      <w:r>
+        <w:rPr>
+          <w:rFonts w:ascii="Calibri" w:hAnsi="Calibri" w:cs="Calibri" w:eastAsia="Calibri"/>
+        </w:rPr>
       </w:r>
       <w:r>
         <w:rPr>
@@ -1056,19 +1037,16 @@
           <w:i/>
           <w:iCs/>
         </w:rPr>
-        <w:t xml:space="preserve">A. pulchra</w:t>
-      </w:r>
-      <w:r>
-        <w:rPr>
-          <w:rFonts w:ascii="Calibri" w:hAnsi="Calibri" w:cs="Calibri" w:eastAsia="Calibri"/>
-        </w:rPr>
-        <w:t xml:space="preserve"> </w:t>
-      </w:r>
-      <w:r>
-        <w:rPr>
-          <w:rFonts w:ascii="Calibri" w:hAnsi="Calibri" w:cs="Calibri" w:eastAsia="Calibri"/>
-        </w:rPr>
-        <w:t xml:space="preserve">Conn 2025 genome first, and think pathways, not single genes.</w:t>
+      </w:r>
+      <w:r>
+        <w:rPr>
+          <w:rFonts w:ascii="Calibri" w:hAnsi="Calibri" w:cs="Calibri" w:eastAsia="Calibri"/>
+        </w:rPr>
+      </w:r>
+      <w:r>
+        <w:rPr>
+          <w:rFonts w:ascii="Calibri" w:hAnsi="Calibri" w:cs="Calibri" w:eastAsia="Calibri"/>
+        </w:rPr>
       </w:r>
     </w:p>
     <w:bookmarkEnd w:id="14"/>
